--- a/backend-google-docs/17-python-fastapi.docx
+++ b/backend-google-docs/17-python-fastapi.docx
@@ -2825,7 +2825,7 @@
       </w:pPr>
       <w:r>
         <w:rPr/>
-        <w:t>🎯 From Your Resume</w:t>
+        <w:t>🟢 More Basics</w:t>
       </w:r>
     </w:p>
     <w:p>
@@ -2845,7 +2845,7 @@
           <w:color w:val="1F3A5F"/>
           <w:sz w:val="24"/>
         </w:rPr>
-        <w:t>Q16. "What did you change in the FastAPI backend during the security audit?"</w:t>
+        <w:t>Q16. What are Python's main data structures and their costs?</w:t>
       </w:r>
       <w:r>
         <w:rPr>
@@ -2866,7 +2866,7 @@
       </w:r>
       <w:r>
         <w:rPr/>
-        <w:t xml:space="preserve"> Permission dependencies on every route, tenant-scoped queries, token verification fixes, separate input and output models to stop data leaks, and PHI scrubbing in logs and Sentry.</w:t>
+        <w:t xml:space="preserve"> list (dynamic array: O(1) append, O(n) search), dict (hash map: O(1) lookup), set (hash set: O(1) membership), tuple (immutable sequence).</w:t>
       </w:r>
     </w:p>
     <w:p>
@@ -2881,22 +2881,7 @@
       </w:r>
       <w:r>
         <w:rPr/>
-        <w:t xml:space="preserve"> Mention the regression tests: the role × endpoint matrix.</w:t>
-      </w:r>
-    </w:p>
-    <w:p>
-      <w:r>
-        <w:rPr/>
-      </w:r>
-      <w:r>
-        <w:rPr>
-          <w:b/>
-        </w:rPr>
-        <w:t>Example:</w:t>
-      </w:r>
-      <w:r>
-        <w:rPr/>
-        <w:t xml:space="preserve"> </w:t>
+        <w:t xml:space="preserve"> Use </w:t>
       </w:r>
       <w:r>
         <w:rPr>
@@ -2904,11 +2889,35 @@
           <w:color w:val="B42318"/>
           <w:sz w:val="20"/>
         </w:rPr>
-        <w:t>Depends(require("sessions:read"))</w:t>
-      </w:r>
-      <w:r>
-        <w:rPr/>
-        <w:t xml:space="preserve"> added to all routes; a CI check that fails if a router has a route without a permission dependency.</w:t>
+        <w:t>collections.deque</w:t>
+      </w:r>
+      <w:r>
+        <w:rPr/>
+        <w:t xml:space="preserve"> for queues and </w:t>
+      </w:r>
+      <w:r>
+        <w:rPr>
+          <w:rFonts w:ascii="Courier New" w:hAnsi="Courier New"/>
+          <w:color w:val="B42318"/>
+          <w:sz w:val="20"/>
+        </w:rPr>
+        <w:t>defaultdict</w:t>
+      </w:r>
+      <w:r>
+        <w:rPr/>
+        <w:t>/</w:t>
+      </w:r>
+      <w:r>
+        <w:rPr>
+          <w:rFonts w:ascii="Courier New" w:hAnsi="Courier New"/>
+          <w:color w:val="B42318"/>
+          <w:sz w:val="20"/>
+        </w:rPr>
+        <w:t>Counter</w:t>
+      </w:r>
+      <w:r>
+        <w:rPr/>
+        <w:t xml:space="preserve"> for grouping and counting.</w:t>
       </w:r>
     </w:p>
     <w:p>
@@ -2919,11 +2928,38 @@
         <w:rPr>
           <w:b/>
         </w:rPr>
+        <w:t>Example:</w:t>
+      </w:r>
+      <w:r>
+        <w:rPr/>
+        <w:t xml:space="preserve"> </w:t>
+      </w:r>
+      <w:r>
+        <w:rPr>
+          <w:rFonts w:ascii="Courier New" w:hAnsi="Courier New"/>
+          <w:color w:val="B42318"/>
+          <w:sz w:val="20"/>
+        </w:rPr>
+        <w:t>Counter(c.agent_id for c in calls).most_common(5)</w:t>
+      </w:r>
+      <w:r>
+        <w:rPr/>
+        <w:t>.</w:t>
+      </w:r>
+    </w:p>
+    <w:p>
+      <w:r>
+        <w:rPr/>
+      </w:r>
+      <w:r>
+        <w:rPr>
+          <w:b/>
+        </w:rPr>
         <w:t>Say it like this:</w:t>
       </w:r>
       <w:r>
         <w:rPr/>
-        <w:t xml:space="preserve"> "We made permissions impossible to forget: every route declares one, a CI check enforces it, and every query is scoped to the tenant."</w:t>
+        <w:t xml:space="preserve"> "dict and set give constant-time lookups, which fixes most accidental O(n²) code."</w:t>
       </w:r>
     </w:p>
     <w:p>
@@ -2950,7 +2986,2754 @@
           <w:color w:val="1F3A5F"/>
           <w:sz w:val="24"/>
         </w:rPr>
-        <w:t>Q17. "How does LangChain fit into your Celery pipeline?"</w:t>
+        <w:t>Q17. What are type hints, and do they affect runtime?</w:t>
+      </w:r>
+      <w:r>
+        <w:rPr>
+          <w:color w:val="1F3A5F"/>
+          <w:sz w:val="24"/>
+        </w:rPr>
+      </w:r>
+    </w:p>
+    <w:p>
+      <w:r>
+        <w:rPr/>
+      </w:r>
+      <w:r>
+        <w:rPr>
+          <w:b/>
+        </w:rPr>
+        <w:t>Short answer:</w:t>
+      </w:r>
+      <w:r>
+        <w:rPr/>
+        <w:t xml:space="preserve"> Annotations that tools (mypy, pyright) check statically; Python ignores them at runtime, except libraries like Pydantic and FastAPI that read them.</w:t>
+      </w:r>
+    </w:p>
+    <w:p>
+      <w:r>
+        <w:rPr/>
+      </w:r>
+      <w:r>
+        <w:rPr>
+          <w:b/>
+        </w:rPr>
+        <w:t>Explanation:</w:t>
+      </w:r>
+      <w:r>
+        <w:rPr/>
+        <w:t xml:space="preserve"> Run a type checker in CI.</w:t>
+      </w:r>
+    </w:p>
+    <w:p>
+      <w:r>
+        <w:rPr/>
+      </w:r>
+      <w:r>
+        <w:rPr>
+          <w:b/>
+        </w:rPr>
+        <w:t>Example:</w:t>
+      </w:r>
+      <w:r>
+        <w:rPr/>
+        <w:t xml:space="preserve"> </w:t>
+      </w:r>
+      <w:r>
+        <w:rPr>
+          <w:rFonts w:ascii="Courier New" w:hAnsi="Courier New"/>
+          <w:color w:val="B42318"/>
+          <w:sz w:val="20"/>
+        </w:rPr>
+        <w:t>def score(chunks: list[Chunk]) -&gt; ChunkScore: ...</w:t>
+      </w:r>
+      <w:r>
+        <w:rPr/>
+        <w:t>.</w:t>
+      </w:r>
+    </w:p>
+    <w:p>
+      <w:r>
+        <w:rPr/>
+      </w:r>
+      <w:r>
+        <w:rPr>
+          <w:b/>
+        </w:rPr>
+        <w:t>Say it like this:</w:t>
+      </w:r>
+      <w:r>
+        <w:rPr/>
+        <w:t xml:space="preserve"> "Type hints catch bugs in CI, and FastAPI uses them to validate requests at runtime too."</w:t>
+      </w:r>
+    </w:p>
+    <w:p>
+      <w:pPr>
+        <w:pBdr>
+          <w:bottom w:val="single" w:sz="6" w:space="1" w:color="BFC7D5"/>
+        </w:pBdr>
+      </w:pPr>
+    </w:p>
+    <w:p>
+      <w:pPr>
+        <w:keepNext/>
+        <w:spacing w:before="200"/>
+      </w:pPr>
+      <w:r>
+        <w:rPr>
+          <w:color w:val="1F3A5F"/>
+          <w:sz w:val="24"/>
+        </w:rPr>
+      </w:r>
+      <w:r>
+        <w:rPr>
+          <w:b/>
+          <w:color w:val="1F3A5F"/>
+          <w:sz w:val="24"/>
+        </w:rPr>
+        <w:t>Q18. What are decorators?</w:t>
+      </w:r>
+      <w:r>
+        <w:rPr>
+          <w:color w:val="1F3A5F"/>
+          <w:sz w:val="24"/>
+        </w:rPr>
+      </w:r>
+    </w:p>
+    <w:p>
+      <w:r>
+        <w:rPr/>
+      </w:r>
+      <w:r>
+        <w:rPr>
+          <w:b/>
+        </w:rPr>
+        <w:t>Short answer:</w:t>
+      </w:r>
+      <w:r>
+        <w:rPr/>
+        <w:t xml:space="preserve"> Functions that wrap other functions to add behaviour (logging, retries, caching, routing).</w:t>
+      </w:r>
+    </w:p>
+    <w:p>
+      <w:r>
+        <w:rPr/>
+      </w:r>
+      <w:r>
+        <w:rPr>
+          <w:b/>
+        </w:rPr>
+        <w:t>Explanation:</w:t>
+      </w:r>
+      <w:r>
+        <w:rPr/>
+        <w:t xml:space="preserve"> Use </w:t>
+      </w:r>
+      <w:r>
+        <w:rPr>
+          <w:rFonts w:ascii="Courier New" w:hAnsi="Courier New"/>
+          <w:color w:val="B42318"/>
+          <w:sz w:val="20"/>
+        </w:rPr>
+        <w:t>functools.wraps</w:t>
+      </w:r>
+      <w:r>
+        <w:rPr/>
+        <w:t xml:space="preserve"> to preserve metadata.</w:t>
+      </w:r>
+    </w:p>
+    <w:p>
+      <w:r>
+        <w:rPr/>
+      </w:r>
+      <w:r>
+        <w:rPr>
+          <w:b/>
+        </w:rPr>
+        <w:t>Example:</w:t>
+      </w:r>
+      <w:r>
+        <w:rPr/>
+        <w:t xml:space="preserve"> </w:t>
+      </w:r>
+      <w:r>
+        <w:rPr>
+          <w:rFonts w:ascii="Courier New" w:hAnsi="Courier New"/>
+          <w:color w:val="B42318"/>
+          <w:sz w:val="20"/>
+        </w:rPr>
+        <w:t>@app.get("/calls")</w:t>
+      </w:r>
+      <w:r>
+        <w:rPr/>
+        <w:t xml:space="preserve">, </w:t>
+      </w:r>
+      <w:r>
+        <w:rPr>
+          <w:rFonts w:ascii="Courier New" w:hAnsi="Courier New"/>
+          <w:color w:val="B42318"/>
+          <w:sz w:val="20"/>
+        </w:rPr>
+        <w:t>@retry(stop=stop_after_attempt(3))</w:t>
+      </w:r>
+      <w:r>
+        <w:rPr/>
+        <w:t>.</w:t>
+      </w:r>
+    </w:p>
+    <w:p>
+      <w:r>
+        <w:rPr/>
+      </w:r>
+      <w:r>
+        <w:rPr>
+          <w:b/>
+        </w:rPr>
+        <w:t>Say it like this:</w:t>
+      </w:r>
+      <w:r>
+        <w:rPr/>
+        <w:t xml:space="preserve"> "Decorators add behaviour around functions; FastAPI routes and Celery tasks are both decorators."</w:t>
+      </w:r>
+    </w:p>
+    <w:p>
+      <w:pPr>
+        <w:pBdr>
+          <w:bottom w:val="single" w:sz="6" w:space="1" w:color="BFC7D5"/>
+        </w:pBdr>
+      </w:pPr>
+    </w:p>
+    <w:p>
+      <w:pPr>
+        <w:keepNext/>
+        <w:spacing w:before="200"/>
+      </w:pPr>
+      <w:r>
+        <w:rPr>
+          <w:color w:val="1F3A5F"/>
+          <w:sz w:val="24"/>
+        </w:rPr>
+      </w:r>
+      <w:r>
+        <w:rPr>
+          <w:b/>
+          <w:color w:val="1F3A5F"/>
+          <w:sz w:val="24"/>
+        </w:rPr>
+        <w:t>Q19. What are context managers?</w:t>
+      </w:r>
+      <w:r>
+        <w:rPr>
+          <w:color w:val="1F3A5F"/>
+          <w:sz w:val="24"/>
+        </w:rPr>
+      </w:r>
+    </w:p>
+    <w:p>
+      <w:r>
+        <w:rPr/>
+      </w:r>
+      <w:r>
+        <w:rPr>
+          <w:b/>
+        </w:rPr>
+        <w:t>Short answer:</w:t>
+      </w:r>
+      <w:r>
+        <w:rPr/>
+        <w:t xml:space="preserve"> Objects used with </w:t>
+      </w:r>
+      <w:r>
+        <w:rPr>
+          <w:rFonts w:ascii="Courier New" w:hAnsi="Courier New"/>
+          <w:color w:val="B42318"/>
+          <w:sz w:val="20"/>
+        </w:rPr>
+        <w:t>with</w:t>
+      </w:r>
+      <w:r>
+        <w:rPr/>
+        <w:t xml:space="preserve"> that set up and clean up resources reliably (files, sessions, locks).</w:t>
+      </w:r>
+    </w:p>
+    <w:p>
+      <w:r>
+        <w:rPr/>
+      </w:r>
+      <w:r>
+        <w:rPr>
+          <w:b/>
+        </w:rPr>
+        <w:t>Explanation:</w:t>
+      </w:r>
+      <w:r>
+        <w:rPr/>
+        <w:t xml:space="preserve"> </w:t>
+      </w:r>
+      <w:r>
+        <w:rPr>
+          <w:rFonts w:ascii="Courier New" w:hAnsi="Courier New"/>
+          <w:color w:val="B42318"/>
+          <w:sz w:val="20"/>
+        </w:rPr>
+        <w:t>async with</w:t>
+      </w:r>
+      <w:r>
+        <w:rPr/>
+        <w:t xml:space="preserve"> for async resources; </w:t>
+      </w:r>
+      <w:r>
+        <w:rPr>
+          <w:rFonts w:ascii="Courier New" w:hAnsi="Courier New"/>
+          <w:color w:val="B42318"/>
+          <w:sz w:val="20"/>
+        </w:rPr>
+        <w:t>contextlib.contextmanager</w:t>
+      </w:r>
+      <w:r>
+        <w:rPr/>
+        <w:t xml:space="preserve"> to write your own.</w:t>
+      </w:r>
+    </w:p>
+    <w:p>
+      <w:r>
+        <w:rPr/>
+      </w:r>
+      <w:r>
+        <w:rPr>
+          <w:b/>
+        </w:rPr>
+        <w:t>Example:</w:t>
+      </w:r>
+      <w:r>
+        <w:rPr/>
+        <w:t xml:space="preserve"> </w:t>
+      </w:r>
+      <w:r>
+        <w:rPr>
+          <w:rFonts w:ascii="Courier New" w:hAnsi="Courier New"/>
+          <w:color w:val="B42318"/>
+          <w:sz w:val="20"/>
+        </w:rPr>
+        <w:t>async with httpx.AsyncClient(timeout=10) as client: ...</w:t>
+      </w:r>
+      <w:r>
+        <w:rPr/>
+        <w:t>.</w:t>
+      </w:r>
+    </w:p>
+    <w:p>
+      <w:r>
+        <w:rPr/>
+      </w:r>
+      <w:r>
+        <w:rPr>
+          <w:b/>
+        </w:rPr>
+        <w:t>Say it like this:</w:t>
+      </w:r>
+      <w:r>
+        <w:rPr/>
+        <w:t xml:space="preserve"> "with guarantees cleanup, even when an exception happens."</w:t>
+      </w:r>
+    </w:p>
+    <w:p>
+      <w:pPr>
+        <w:pBdr>
+          <w:bottom w:val="single" w:sz="6" w:space="1" w:color="BFC7D5"/>
+        </w:pBdr>
+      </w:pPr>
+    </w:p>
+    <w:p>
+      <w:pPr>
+        <w:keepNext/>
+        <w:spacing w:before="200"/>
+      </w:pPr>
+      <w:r>
+        <w:rPr>
+          <w:color w:val="1F3A5F"/>
+          <w:sz w:val="24"/>
+        </w:rPr>
+      </w:r>
+      <w:r>
+        <w:rPr>
+          <w:b/>
+          <w:color w:val="1F3A5F"/>
+          <w:sz w:val="24"/>
+        </w:rPr>
+        <w:t>Q20. What are generators, and why use them?</w:t>
+      </w:r>
+      <w:r>
+        <w:rPr>
+          <w:color w:val="1F3A5F"/>
+          <w:sz w:val="24"/>
+        </w:rPr>
+      </w:r>
+    </w:p>
+    <w:p>
+      <w:r>
+        <w:rPr/>
+      </w:r>
+      <w:r>
+        <w:rPr>
+          <w:b/>
+        </w:rPr>
+        <w:t>Short answer:</w:t>
+      </w:r>
+      <w:r>
+        <w:rPr/>
+        <w:t xml:space="preserve"> Functions that </w:t>
+      </w:r>
+      <w:r>
+        <w:rPr>
+          <w:rFonts w:ascii="Courier New" w:hAnsi="Courier New"/>
+          <w:color w:val="B42318"/>
+          <w:sz w:val="20"/>
+        </w:rPr>
+        <w:t>yield</w:t>
+      </w:r>
+      <w:r>
+        <w:rPr/>
+        <w:t xml:space="preserve"> values lazily, one at a time, using little memory.</w:t>
+      </w:r>
+    </w:p>
+    <w:p>
+      <w:r>
+        <w:rPr/>
+      </w:r>
+      <w:r>
+        <w:rPr>
+          <w:b/>
+        </w:rPr>
+        <w:t>Explanation:</w:t>
+      </w:r>
+      <w:r>
+        <w:rPr/>
+        <w:t xml:space="preserve"> Great for streaming large data and SSE responses.</w:t>
+      </w:r>
+    </w:p>
+    <w:p>
+      <w:r>
+        <w:rPr/>
+      </w:r>
+      <w:r>
+        <w:rPr>
+          <w:b/>
+        </w:rPr>
+        <w:t>Example:</w:t>
+      </w:r>
+      <w:r>
+        <w:rPr/>
+        <w:t xml:space="preserve"> </w:t>
+      </w:r>
+      <w:r>
+        <w:rPr>
+          <w:rFonts w:ascii="Courier New" w:hAnsi="Courier New"/>
+          <w:color w:val="B42318"/>
+          <w:sz w:val="20"/>
+        </w:rPr>
+        <w:t>def chunks(transcript, size): for i in range(0, len(transcript), size): yield transcript[i:i+size]</w:t>
+      </w:r>
+      <w:r>
+        <w:rPr/>
+        <w:t>.</w:t>
+      </w:r>
+    </w:p>
+    <w:p>
+      <w:r>
+        <w:rPr/>
+      </w:r>
+      <w:r>
+        <w:rPr>
+          <w:b/>
+        </w:rPr>
+        <w:t>Say it like this:</w:t>
+      </w:r>
+      <w:r>
+        <w:rPr/>
+        <w:t xml:space="preserve"> "Generators process data piece by piece, which keeps memory flat on large inputs."</w:t>
+      </w:r>
+    </w:p>
+    <w:p>
+      <w:pPr>
+        <w:pBdr>
+          <w:bottom w:val="single" w:sz="6" w:space="1" w:color="BFC7D5"/>
+        </w:pBdr>
+      </w:pPr>
+    </w:p>
+    <w:p>
+      <w:pPr>
+        <w:keepNext/>
+        <w:spacing w:before="200"/>
+      </w:pPr>
+      <w:r>
+        <w:rPr>
+          <w:color w:val="1F3A5F"/>
+          <w:sz w:val="24"/>
+        </w:rPr>
+      </w:r>
+      <w:r>
+        <w:rPr>
+          <w:b/>
+          <w:color w:val="1F3A5F"/>
+          <w:sz w:val="24"/>
+        </w:rPr>
+        <w:t>Q21. How do you manage Python dependencies and environments?</w:t>
+      </w:r>
+      <w:r>
+        <w:rPr>
+          <w:color w:val="1F3A5F"/>
+          <w:sz w:val="24"/>
+        </w:rPr>
+      </w:r>
+    </w:p>
+    <w:p>
+      <w:r>
+        <w:rPr/>
+      </w:r>
+      <w:r>
+        <w:rPr>
+          <w:b/>
+        </w:rPr>
+        <w:t>Short answer:</w:t>
+      </w:r>
+      <w:r>
+        <w:rPr/>
+        <w:t xml:space="preserve"> Virtual environments with a lockfile, using tools like uv, Poetry or pip-tools, and pinned versions in production images.</w:t>
+      </w:r>
+    </w:p>
+    <w:p>
+      <w:r>
+        <w:rPr/>
+      </w:r>
+      <w:r>
+        <w:rPr>
+          <w:b/>
+        </w:rPr>
+        <w:t>Explanation:</w:t>
+      </w:r>
+      <w:r>
+        <w:rPr/>
+        <w:t xml:space="preserve"> Never install into the system Python.</w:t>
+      </w:r>
+    </w:p>
+    <w:p>
+      <w:r>
+        <w:rPr/>
+      </w:r>
+      <w:r>
+        <w:rPr>
+          <w:b/>
+        </w:rPr>
+        <w:t>Example:</w:t>
+      </w:r>
+      <w:r>
+        <w:rPr/>
+        <w:t xml:space="preserve"> </w:t>
+      </w:r>
+      <w:r>
+        <w:rPr>
+          <w:rFonts w:ascii="Courier New" w:hAnsi="Courier New"/>
+          <w:color w:val="B42318"/>
+          <w:sz w:val="20"/>
+        </w:rPr>
+        <w:t>uv sync --frozen</w:t>
+      </w:r>
+      <w:r>
+        <w:rPr/>
+        <w:t xml:space="preserve"> in the Dockerfile.</w:t>
+      </w:r>
+    </w:p>
+    <w:p>
+      <w:r>
+        <w:rPr/>
+      </w:r>
+      <w:r>
+        <w:rPr>
+          <w:b/>
+        </w:rPr>
+        <w:t>Say it like this:</w:t>
+      </w:r>
+      <w:r>
+        <w:rPr/>
+        <w:t xml:space="preserve"> "Every project has an isolated environment and a lockfile, so installs are reproducible."</w:t>
+      </w:r>
+    </w:p>
+    <w:p>
+      <w:pPr>
+        <w:pBdr>
+          <w:bottom w:val="single" w:sz="6" w:space="1" w:color="BFC7D5"/>
+        </w:pBdr>
+      </w:pPr>
+    </w:p>
+    <w:p>
+      <w:pPr>
+        <w:pStyle w:val="Heading2"/>
+        <w:pBdr>
+          <w:bottom w:val="single" w:sz="6" w:space="1" w:color="BFC7D5"/>
+        </w:pBdr>
+      </w:pPr>
+      <w:r>
+        <w:rPr/>
+        <w:t>🟡 More Intermediate</w:t>
+      </w:r>
+    </w:p>
+    <w:p>
+      <w:pPr>
+        <w:keepNext/>
+        <w:spacing w:before="200"/>
+      </w:pPr>
+      <w:r>
+        <w:rPr>
+          <w:color w:val="1F3A5F"/>
+          <w:sz w:val="24"/>
+        </w:rPr>
+      </w:r>
+      <w:r>
+        <w:rPr>
+          <w:b/>
+          <w:color w:val="1F3A5F"/>
+          <w:sz w:val="24"/>
+        </w:rPr>
+        <w:t>Q22. How does FastAPI handle validation errors?</w:t>
+      </w:r>
+      <w:r>
+        <w:rPr>
+          <w:color w:val="1F3A5F"/>
+          <w:sz w:val="24"/>
+        </w:rPr>
+      </w:r>
+    </w:p>
+    <w:p>
+      <w:r>
+        <w:rPr/>
+      </w:r>
+      <w:r>
+        <w:rPr>
+          <w:b/>
+        </w:rPr>
+        <w:t>Short answer:</w:t>
+      </w:r>
+      <w:r>
+        <w:rPr/>
+        <w:t xml:space="preserve"> It returns 422 with details of which field failed and why, generated from Pydantic errors.</w:t>
+      </w:r>
+    </w:p>
+    <w:p>
+      <w:r>
+        <w:rPr/>
+      </w:r>
+      <w:r>
+        <w:rPr>
+          <w:b/>
+        </w:rPr>
+        <w:t>Explanation:</w:t>
+      </w:r>
+      <w:r>
+        <w:rPr/>
+        <w:t xml:space="preserve"> Override the handler to match your API's error format.</w:t>
+      </w:r>
+    </w:p>
+    <w:p>
+      <w:r>
+        <w:rPr/>
+      </w:r>
+      <w:r>
+        <w:rPr>
+          <w:b/>
+        </w:rPr>
+        <w:t>Example:</w:t>
+      </w:r>
+      <w:r>
+        <w:rPr/>
+        <w:t xml:space="preserve"> </w:t>
+      </w:r>
+      <w:r>
+        <w:rPr>
+          <w:rFonts w:ascii="Courier New" w:hAnsi="Courier New"/>
+          <w:color w:val="B42318"/>
+          <w:sz w:val="20"/>
+        </w:rPr>
+        <w:t>@app.exception_handler(RequestValidationError)</w:t>
+      </w:r>
+      <w:r>
+        <w:rPr/>
+        <w:t xml:space="preserve"> returning </w:t>
+      </w:r>
+      <w:r>
+        <w:rPr>
+          <w:rFonts w:ascii="Courier New" w:hAnsi="Courier New"/>
+          <w:color w:val="B42318"/>
+          <w:sz w:val="20"/>
+        </w:rPr>
+        <w:t>{ "error": "validation_error", "fields": … }</w:t>
+      </w:r>
+      <w:r>
+        <w:rPr/>
+        <w:t>.</w:t>
+      </w:r>
+    </w:p>
+    <w:p>
+      <w:r>
+        <w:rPr/>
+      </w:r>
+      <w:r>
+        <w:rPr>
+          <w:b/>
+        </w:rPr>
+        <w:t>Say it like this:</w:t>
+      </w:r>
+      <w:r>
+        <w:rPr/>
+        <w:t xml:space="preserve"> "FastAPI validates automatically, and I reshape its 422 to match our standard error format."</w:t>
+      </w:r>
+    </w:p>
+    <w:p>
+      <w:pPr>
+        <w:pBdr>
+          <w:bottom w:val="single" w:sz="6" w:space="1" w:color="BFC7D5"/>
+        </w:pBdr>
+      </w:pPr>
+    </w:p>
+    <w:p>
+      <w:pPr>
+        <w:keepNext/>
+        <w:spacing w:before="200"/>
+      </w:pPr>
+      <w:r>
+        <w:rPr>
+          <w:color w:val="1F3A5F"/>
+          <w:sz w:val="24"/>
+        </w:rPr>
+      </w:r>
+      <w:r>
+        <w:rPr>
+          <w:b/>
+          <w:color w:val="1F3A5F"/>
+          <w:sz w:val="24"/>
+        </w:rPr>
+        <w:t>Q23. What is the difference between Pydantic v1 and v2?</w:t>
+      </w:r>
+      <w:r>
+        <w:rPr>
+          <w:color w:val="1F3A5F"/>
+          <w:sz w:val="24"/>
+        </w:rPr>
+      </w:r>
+    </w:p>
+    <w:p>
+      <w:r>
+        <w:rPr/>
+      </w:r>
+      <w:r>
+        <w:rPr>
+          <w:b/>
+        </w:rPr>
+        <w:t>Short answer:</w:t>
+      </w:r>
+      <w:r>
+        <w:rPr/>
+        <w:t xml:space="preserve"> v2 has a Rust core (much faster), </w:t>
+      </w:r>
+      <w:r>
+        <w:rPr>
+          <w:rFonts w:ascii="Courier New" w:hAnsi="Courier New"/>
+          <w:color w:val="B42318"/>
+          <w:sz w:val="20"/>
+        </w:rPr>
+        <w:t>model_validate</w:t>
+      </w:r>
+      <w:r>
+        <w:rPr/>
+        <w:t>/</w:t>
+      </w:r>
+      <w:r>
+        <w:rPr>
+          <w:rFonts w:ascii="Courier New" w:hAnsi="Courier New"/>
+          <w:color w:val="B42318"/>
+          <w:sz w:val="20"/>
+        </w:rPr>
+        <w:t>model_dump</w:t>
+      </w:r>
+      <w:r>
+        <w:rPr/>
+        <w:t xml:space="preserve"> instead of </w:t>
+      </w:r>
+      <w:r>
+        <w:rPr>
+          <w:rFonts w:ascii="Courier New" w:hAnsi="Courier New"/>
+          <w:color w:val="B42318"/>
+          <w:sz w:val="20"/>
+        </w:rPr>
+        <w:t>parse_obj</w:t>
+      </w:r>
+      <w:r>
+        <w:rPr/>
+        <w:t>/</w:t>
+      </w:r>
+      <w:r>
+        <w:rPr>
+          <w:rFonts w:ascii="Courier New" w:hAnsi="Courier New"/>
+          <w:color w:val="B42318"/>
+          <w:sz w:val="20"/>
+        </w:rPr>
+        <w:t>dict</w:t>
+      </w:r>
+      <w:r>
+        <w:rPr/>
+        <w:t xml:space="preserve">, </w:t>
+      </w:r>
+      <w:r>
+        <w:rPr>
+          <w:rFonts w:ascii="Courier New" w:hAnsi="Courier New"/>
+          <w:color w:val="B42318"/>
+          <w:sz w:val="20"/>
+        </w:rPr>
+        <w:t>ConfigDict</w:t>
+      </w:r>
+      <w:r>
+        <w:rPr/>
+        <w:t>, and stricter behaviour.</w:t>
+      </w:r>
+    </w:p>
+    <w:p>
+      <w:r>
+        <w:rPr/>
+      </w:r>
+      <w:r>
+        <w:rPr>
+          <w:b/>
+        </w:rPr>
+        <w:t>Explanation:</w:t>
+      </w:r>
+      <w:r>
+        <w:rPr/>
+        <w:t xml:space="preserve"> Migration needs code changes but brings big performance gains.</w:t>
+      </w:r>
+    </w:p>
+    <w:p>
+      <w:r>
+        <w:rPr/>
+      </w:r>
+      <w:r>
+        <w:rPr>
+          <w:b/>
+        </w:rPr>
+        <w:t>Example:</w:t>
+      </w:r>
+      <w:r>
+        <w:rPr/>
+        <w:t xml:space="preserve"> </w:t>
+      </w:r>
+      <w:r>
+        <w:rPr>
+          <w:rFonts w:ascii="Courier New" w:hAnsi="Courier New"/>
+          <w:color w:val="B42318"/>
+          <w:sz w:val="20"/>
+        </w:rPr>
+        <w:t>UserOut.model_validate(orm_user)</w:t>
+      </w:r>
+      <w:r>
+        <w:rPr/>
+        <w:t xml:space="preserve"> with </w:t>
+      </w:r>
+      <w:r>
+        <w:rPr>
+          <w:rFonts w:ascii="Courier New" w:hAnsi="Courier New"/>
+          <w:color w:val="B42318"/>
+          <w:sz w:val="20"/>
+        </w:rPr>
+        <w:t>from_attributes=True</w:t>
+      </w:r>
+      <w:r>
+        <w:rPr/>
+        <w:t>.</w:t>
+      </w:r>
+    </w:p>
+    <w:p>
+      <w:r>
+        <w:rPr/>
+      </w:r>
+      <w:r>
+        <w:rPr>
+          <w:b/>
+        </w:rPr>
+        <w:t>Say it like this:</w:t>
+      </w:r>
+      <w:r>
+        <w:rPr/>
+        <w:t xml:space="preserve"> "Pydantic v2 is far faster with a cleaner API; most FastAPI projects should be on it."</w:t>
+      </w:r>
+    </w:p>
+    <w:p>
+      <w:pPr>
+        <w:pBdr>
+          <w:bottom w:val="single" w:sz="6" w:space="1" w:color="BFC7D5"/>
+        </w:pBdr>
+      </w:pPr>
+    </w:p>
+    <w:p>
+      <w:pPr>
+        <w:keepNext/>
+        <w:spacing w:before="200"/>
+      </w:pPr>
+      <w:r>
+        <w:rPr>
+          <w:color w:val="1F3A5F"/>
+          <w:sz w:val="24"/>
+        </w:rPr>
+      </w:r>
+      <w:r>
+        <w:rPr>
+          <w:b/>
+          <w:color w:val="1F3A5F"/>
+          <w:sz w:val="24"/>
+        </w:rPr>
+        <w:t>Q24. How do you run startup and shutdown logic in FastAPI?</w:t>
+      </w:r>
+      <w:r>
+        <w:rPr>
+          <w:color w:val="1F3A5F"/>
+          <w:sz w:val="24"/>
+        </w:rPr>
+      </w:r>
+    </w:p>
+    <w:p>
+      <w:r>
+        <w:rPr/>
+      </w:r>
+      <w:r>
+        <w:rPr>
+          <w:b/>
+        </w:rPr>
+        <w:t>Short answer:</w:t>
+      </w:r>
+      <w:r>
+        <w:rPr/>
+        <w:t xml:space="preserve"> A </w:t>
+      </w:r>
+      <w:r>
+        <w:rPr>
+          <w:rFonts w:ascii="Courier New" w:hAnsi="Courier New"/>
+          <w:color w:val="B42318"/>
+          <w:sz w:val="20"/>
+        </w:rPr>
+        <w:t>lifespan</w:t>
+      </w:r>
+      <w:r>
+        <w:rPr/>
+        <w:t xml:space="preserve"> async context manager that creates resources (pools, clients) on startup and closes them on shutdown.</w:t>
+      </w:r>
+    </w:p>
+    <w:p>
+      <w:r>
+        <w:rPr/>
+      </w:r>
+      <w:r>
+        <w:rPr>
+          <w:b/>
+        </w:rPr>
+        <w:t>Explanation:</w:t>
+      </w:r>
+      <w:r>
+        <w:rPr/>
+        <w:t xml:space="preserve"> Replaces the older </w:t>
+      </w:r>
+      <w:r>
+        <w:rPr>
+          <w:rFonts w:ascii="Courier New" w:hAnsi="Courier New"/>
+          <w:color w:val="B42318"/>
+          <w:sz w:val="20"/>
+        </w:rPr>
+        <w:t>on_event</w:t>
+      </w:r>
+      <w:r>
+        <w:rPr/>
+        <w:t xml:space="preserve"> handlers.</w:t>
+      </w:r>
+    </w:p>
+    <w:p>
+      <w:r>
+        <w:rPr/>
+      </w:r>
+      <w:r>
+        <w:rPr>
+          <w:b/>
+        </w:rPr>
+        <w:t>Example:</w:t>
+      </w:r>
+      <w:r>
+        <w:rPr/>
+      </w:r>
+    </w:p>
+    <w:tbl>
+      <w:tblPr>
+        <w:tblW w:type="auto" w:w="0"/>
+        <w:jc w:val="center"/>
+        <w:tblCellMar>
+          <w:top w:w="141" w:type="dxa"/>
+          <w:left w:w="141" w:type="dxa"/>
+          <w:bottom w:w="141" w:type="dxa"/>
+          <w:right w:w="141" w:type="dxa"/>
+        </w:tblCellMar>
+        <w:tblLook w:firstColumn="1" w:firstRow="1" w:lastColumn="0" w:lastRow="0" w:noHBand="0" w:noVBand="1" w:val="04A0"/>
+      </w:tblPr>
+      <w:tblGrid>
+        <w:gridCol w:w="9972"/>
+      </w:tblGrid>
+      <w:tr>
+        <w:tc>
+          <w:tcPr>
+            <w:tcW w:type="dxa" w:w="9972"/>
+            <w:shd w:val="clear" w:color="auto" w:fill="F3F4F6"/>
+          </w:tcPr>
+          <w:p>
+            <w:pPr>
+              <w:spacing w:after="0" w:line="240" w:lineRule="auto"/>
+            </w:pPr>
+            <w:r>
+              <w:rPr>
+                <w:rFonts w:ascii="Arial" w:hAnsi="Arial"/>
+                <w:b/>
+                <w:color w:val="6B7280"/>
+                <w:sz w:val="16"/>
+              </w:rPr>
+              <w:t>PYTHON</w:t>
+              <w:br/>
+            </w:r>
+            <w:r>
+              <w:rPr>
+                <w:rFonts w:ascii="Courier New" w:hAnsi="Courier New" w:eastAsia="Courier New"/>
+                <w:sz w:val="19"/>
+              </w:rPr>
+              <w:t>@asynccontextmanager</w:t>
+              <w:br/>
+            </w:r>
+            <w:r>
+              <w:rPr>
+                <w:rFonts w:ascii="Courier New" w:hAnsi="Courier New" w:eastAsia="Courier New"/>
+                <w:sz w:val="19"/>
+              </w:rPr>
+              <w:t>async def lifespan(app):</w:t>
+              <w:br/>
+            </w:r>
+            <w:r>
+              <w:rPr>
+                <w:rFonts w:ascii="Courier New" w:hAnsi="Courier New" w:eastAsia="Courier New"/>
+                <w:sz w:val="19"/>
+              </w:rPr>
+              <w:t xml:space="preserve">    app.state.http = httpx.AsyncClient(timeout=10)</w:t>
+              <w:br/>
+            </w:r>
+            <w:r>
+              <w:rPr>
+                <w:rFonts w:ascii="Courier New" w:hAnsi="Courier New" w:eastAsia="Courier New"/>
+                <w:sz w:val="19"/>
+              </w:rPr>
+              <w:t xml:space="preserve">    yield</w:t>
+              <w:br/>
+            </w:r>
+            <w:r>
+              <w:rPr>
+                <w:rFonts w:ascii="Courier New" w:hAnsi="Courier New" w:eastAsia="Courier New"/>
+                <w:sz w:val="19"/>
+              </w:rPr>
+              <w:t xml:space="preserve">    await app.state.http.aclose()</w:t>
+              <w:br/>
+            </w:r>
+            <w:r>
+              <w:rPr>
+                <w:rFonts w:ascii="Courier New" w:hAnsi="Courier New" w:eastAsia="Courier New"/>
+                <w:sz w:val="19"/>
+              </w:rPr>
+              <w:t>app = FastAPI(lifespan=lifespan)</w:t>
+            </w:r>
+          </w:p>
+        </w:tc>
+      </w:tr>
+    </w:tbl>
+    <w:p>
+      <w:pPr>
+        <w:spacing w:after="40"/>
+      </w:pPr>
+    </w:p>
+    <w:p>
+      <w:r>
+        <w:rPr/>
+      </w:r>
+      <w:r>
+        <w:rPr>
+          <w:b/>
+        </w:rPr>
+        <w:t>Say it like this:</w:t>
+      </w:r>
+      <w:r>
+        <w:rPr/>
+        <w:t xml:space="preserve"> "Lifespan creates shared clients once and closes them cleanly, so connections aren't leaked."</w:t>
+      </w:r>
+    </w:p>
+    <w:p>
+      <w:pPr>
+        <w:pBdr>
+          <w:bottom w:val="single" w:sz="6" w:space="1" w:color="BFC7D5"/>
+        </w:pBdr>
+      </w:pPr>
+    </w:p>
+    <w:p>
+      <w:pPr>
+        <w:keepNext/>
+        <w:spacing w:before="200"/>
+      </w:pPr>
+      <w:r>
+        <w:rPr>
+          <w:color w:val="1F3A5F"/>
+          <w:sz w:val="24"/>
+        </w:rPr>
+      </w:r>
+      <w:r>
+        <w:rPr>
+          <w:b/>
+          <w:color w:val="1F3A5F"/>
+          <w:sz w:val="24"/>
+        </w:rPr>
+        <w:t>Q25. What is middleware in FastAPI and Starlette?</w:t>
+      </w:r>
+      <w:r>
+        <w:rPr>
+          <w:color w:val="1F3A5F"/>
+          <w:sz w:val="24"/>
+        </w:rPr>
+      </w:r>
+    </w:p>
+    <w:p>
+      <w:r>
+        <w:rPr/>
+      </w:r>
+      <w:r>
+        <w:rPr>
+          <w:b/>
+        </w:rPr>
+        <w:t>Short answer:</w:t>
+      </w:r>
+      <w:r>
+        <w:rPr/>
+        <w:t xml:space="preserve"> Code that wraps every request and response: CORS, GZip, request IDs, timing and security headers.</w:t>
+      </w:r>
+    </w:p>
+    <w:p>
+      <w:r>
+        <w:rPr/>
+      </w:r>
+      <w:r>
+        <w:rPr>
+          <w:b/>
+        </w:rPr>
+        <w:t>Explanation:</w:t>
+      </w:r>
+      <w:r>
+        <w:rPr/>
+        <w:t xml:space="preserve"> Pure ASGI middleware is faster than </w:t>
+      </w:r>
+      <w:r>
+        <w:rPr>
+          <w:rFonts w:ascii="Courier New" w:hAnsi="Courier New"/>
+          <w:color w:val="B42318"/>
+          <w:sz w:val="20"/>
+        </w:rPr>
+        <w:t>BaseHTTPMiddleware</w:t>
+      </w:r>
+      <w:r>
+        <w:rPr/>
+        <w:t xml:space="preserve"> for streaming responses.</w:t>
+      </w:r>
+    </w:p>
+    <w:p>
+      <w:r>
+        <w:rPr/>
+      </w:r>
+      <w:r>
+        <w:rPr>
+          <w:b/>
+        </w:rPr>
+        <w:t>Example:</w:t>
+      </w:r>
+      <w:r>
+        <w:rPr/>
+        <w:t xml:space="preserve"> A middleware that adds </w:t>
+      </w:r>
+      <w:r>
+        <w:rPr>
+          <w:rFonts w:ascii="Courier New" w:hAnsi="Courier New"/>
+          <w:color w:val="B42318"/>
+          <w:sz w:val="20"/>
+        </w:rPr>
+        <w:t>x-request-id</w:t>
+      </w:r>
+      <w:r>
+        <w:rPr/>
+        <w:t xml:space="preserve"> and logs request duration.</w:t>
+      </w:r>
+    </w:p>
+    <w:p>
+      <w:r>
+        <w:rPr/>
+      </w:r>
+      <w:r>
+        <w:rPr>
+          <w:b/>
+        </w:rPr>
+        <w:t>Say it like this:</w:t>
+      </w:r>
+      <w:r>
+        <w:rPr/>
+        <w:t xml:space="preserve"> "Middleware handles cross-cutting concerns once, for every route."</w:t>
+      </w:r>
+    </w:p>
+    <w:p>
+      <w:pPr>
+        <w:pBdr>
+          <w:bottom w:val="single" w:sz="6" w:space="1" w:color="BFC7D5"/>
+        </w:pBdr>
+      </w:pPr>
+    </w:p>
+    <w:p>
+      <w:pPr>
+        <w:keepNext/>
+        <w:spacing w:before="200"/>
+      </w:pPr>
+      <w:r>
+        <w:rPr>
+          <w:color w:val="1F3A5F"/>
+          <w:sz w:val="24"/>
+        </w:rPr>
+      </w:r>
+      <w:r>
+        <w:rPr>
+          <w:b/>
+          <w:color w:val="1F3A5F"/>
+          <w:sz w:val="24"/>
+        </w:rPr>
+        <w:t>Q26. How do you handle authentication with OAuth2 in FastAPI?</w:t>
+      </w:r>
+      <w:r>
+        <w:rPr>
+          <w:color w:val="1F3A5F"/>
+          <w:sz w:val="24"/>
+        </w:rPr>
+      </w:r>
+    </w:p>
+    <w:p>
+      <w:r>
+        <w:rPr/>
+      </w:r>
+      <w:r>
+        <w:rPr>
+          <w:b/>
+        </w:rPr>
+        <w:t>Short answer:</w:t>
+      </w:r>
+      <w:r>
+        <w:rPr/>
+        <w:t xml:space="preserve"> </w:t>
+      </w:r>
+      <w:r>
+        <w:rPr>
+          <w:rFonts w:ascii="Courier New" w:hAnsi="Courier New"/>
+          <w:color w:val="B42318"/>
+          <w:sz w:val="20"/>
+        </w:rPr>
+        <w:t>OAuth2PasswordBearer</w:t>
+      </w:r>
+      <w:r>
+        <w:rPr/>
+        <w:t xml:space="preserve"> or a custom </w:t>
+      </w:r>
+      <w:r>
+        <w:rPr>
+          <w:rFonts w:ascii="Courier New" w:hAnsi="Courier New"/>
+          <w:color w:val="B42318"/>
+          <w:sz w:val="20"/>
+        </w:rPr>
+        <w:t>HTTPBearer</w:t>
+      </w:r>
+      <w:r>
+        <w:rPr/>
+        <w:t xml:space="preserve">/cookie dependency extracts the token; a </w:t>
+      </w:r>
+      <w:r>
+        <w:rPr>
+          <w:rFonts w:ascii="Courier New" w:hAnsi="Courier New"/>
+          <w:color w:val="B42318"/>
+          <w:sz w:val="20"/>
+        </w:rPr>
+        <w:t>current_user</w:t>
+      </w:r>
+      <w:r>
+        <w:rPr/>
+        <w:t xml:space="preserve"> dependency verifies it and loads the user.</w:t>
+      </w:r>
+    </w:p>
+    <w:p>
+      <w:r>
+        <w:rPr/>
+      </w:r>
+      <w:r>
+        <w:rPr>
+          <w:b/>
+        </w:rPr>
+        <w:t>Explanation:</w:t>
+      </w:r>
+      <w:r>
+        <w:rPr/>
+        <w:t xml:space="preserve"> Verify signature, expiry, issuer and audience; return 401 with </w:t>
+      </w:r>
+      <w:r>
+        <w:rPr>
+          <w:rFonts w:ascii="Courier New" w:hAnsi="Courier New"/>
+          <w:color w:val="B42318"/>
+          <w:sz w:val="20"/>
+        </w:rPr>
+        <w:t>WWW-Authenticate</w:t>
+      </w:r>
+      <w:r>
+        <w:rPr/>
+        <w:t>.</w:t>
+      </w:r>
+    </w:p>
+    <w:p>
+      <w:r>
+        <w:rPr/>
+      </w:r>
+      <w:r>
+        <w:rPr>
+          <w:b/>
+        </w:rPr>
+        <w:t>Example:</w:t>
+      </w:r>
+      <w:r>
+        <w:rPr/>
+        <w:t xml:space="preserve"> </w:t>
+      </w:r>
+      <w:r>
+        <w:rPr>
+          <w:rFonts w:ascii="Courier New" w:hAnsi="Courier New"/>
+          <w:color w:val="B42318"/>
+          <w:sz w:val="20"/>
+        </w:rPr>
+        <w:t>async def current_user(token: str = Depends(oauth2_scheme)) -&gt; User: ...</w:t>
+      </w:r>
+      <w:r>
+        <w:rPr/>
+        <w:t>.</w:t>
+      </w:r>
+    </w:p>
+    <w:p>
+      <w:r>
+        <w:rPr/>
+      </w:r>
+      <w:r>
+        <w:rPr>
+          <w:b/>
+        </w:rPr>
+        <w:t>Say it like this:</w:t>
+      </w:r>
+      <w:r>
+        <w:rPr/>
+        <w:t xml:space="preserve"> "Auth is a dependency chain: extract the token, verify it, load the user, then check permissions."</w:t>
+      </w:r>
+    </w:p>
+    <w:p>
+      <w:pPr>
+        <w:pBdr>
+          <w:bottom w:val="single" w:sz="6" w:space="1" w:color="BFC7D5"/>
+        </w:pBdr>
+      </w:pPr>
+    </w:p>
+    <w:p>
+      <w:pPr>
+        <w:keepNext/>
+        <w:spacing w:before="200"/>
+      </w:pPr>
+      <w:r>
+        <w:rPr>
+          <w:color w:val="1F3A5F"/>
+          <w:sz w:val="24"/>
+        </w:rPr>
+      </w:r>
+      <w:r>
+        <w:rPr>
+          <w:b/>
+          <w:color w:val="1F3A5F"/>
+          <w:sz w:val="24"/>
+        </w:rPr>
+        <w:t>Q27. What are Alembic migrations?</w:t>
+      </w:r>
+      <w:r>
+        <w:rPr>
+          <w:color w:val="1F3A5F"/>
+          <w:sz w:val="24"/>
+        </w:rPr>
+      </w:r>
+    </w:p>
+    <w:p>
+      <w:r>
+        <w:rPr/>
+      </w:r>
+      <w:r>
+        <w:rPr>
+          <w:b/>
+        </w:rPr>
+        <w:t>Short answer:</w:t>
+      </w:r>
+      <w:r>
+        <w:rPr/>
+        <w:t xml:space="preserve"> Versioned database schema changes for SQLAlchemy projects, autogenerated from model changes and reviewed before applying.</w:t>
+      </w:r>
+    </w:p>
+    <w:p>
+      <w:r>
+        <w:rPr/>
+      </w:r>
+      <w:r>
+        <w:rPr>
+          <w:b/>
+        </w:rPr>
+        <w:t>Explanation:</w:t>
+      </w:r>
+      <w:r>
+        <w:rPr/>
+        <w:t xml:space="preserve"> Always review autogenerated migrations; they miss renames and data changes.</w:t>
+      </w:r>
+    </w:p>
+    <w:p>
+      <w:r>
+        <w:rPr/>
+      </w:r>
+      <w:r>
+        <w:rPr>
+          <w:b/>
+        </w:rPr>
+        <w:t>Example:</w:t>
+      </w:r>
+      <w:r>
+        <w:rPr/>
+        <w:t xml:space="preserve"> </w:t>
+      </w:r>
+      <w:r>
+        <w:rPr>
+          <w:rFonts w:ascii="Courier New" w:hAnsi="Courier New"/>
+          <w:color w:val="B42318"/>
+          <w:sz w:val="20"/>
+        </w:rPr>
+        <w:t>alembic revision --autogenerate -m "add version to scorecards"</w:t>
+      </w:r>
+      <w:r>
+        <w:rPr/>
+        <w:t xml:space="preserve"> then </w:t>
+      </w:r>
+      <w:r>
+        <w:rPr>
+          <w:rFonts w:ascii="Courier New" w:hAnsi="Courier New"/>
+          <w:color w:val="B42318"/>
+          <w:sz w:val="20"/>
+        </w:rPr>
+        <w:t>alembic upgrade head</w:t>
+      </w:r>
+      <w:r>
+        <w:rPr/>
+        <w:t xml:space="preserve"> in CI and deploy.</w:t>
+      </w:r>
+    </w:p>
+    <w:p>
+      <w:r>
+        <w:rPr/>
+      </w:r>
+      <w:r>
+        <w:rPr>
+          <w:b/>
+        </w:rPr>
+        <w:t>Say it like this:</w:t>
+      </w:r>
+      <w:r>
+        <w:rPr/>
+        <w:t xml:space="preserve"> "Alembic tracks schema versions; autogenerate is a starting point that I always review."</w:t>
+      </w:r>
+    </w:p>
+    <w:p>
+      <w:pPr>
+        <w:pBdr>
+          <w:bottom w:val="single" w:sz="6" w:space="1" w:color="BFC7D5"/>
+        </w:pBdr>
+      </w:pPr>
+    </w:p>
+    <w:p>
+      <w:pPr>
+        <w:keepNext/>
+        <w:spacing w:before="200"/>
+      </w:pPr>
+      <w:r>
+        <w:rPr>
+          <w:color w:val="1F3A5F"/>
+          <w:sz w:val="24"/>
+        </w:rPr>
+      </w:r>
+      <w:r>
+        <w:rPr>
+          <w:b/>
+          <w:color w:val="1F3A5F"/>
+          <w:sz w:val="24"/>
+        </w:rPr>
+        <w:t xml:space="preserve">Q28. What is the difference between </w:t>
+      </w:r>
+      <w:r>
+        <w:rPr>
+          <w:rFonts w:ascii="Courier New" w:hAnsi="Courier New"/>
+          <w:b/>
+          <w:color w:val="1F3A5F"/>
+          <w:sz w:val="24"/>
+        </w:rPr>
+        <w:t>asyncio.gather</w:t>
+      </w:r>
+      <w:r>
+        <w:rPr>
+          <w:b/>
+          <w:color w:val="1F3A5F"/>
+          <w:sz w:val="24"/>
+        </w:rPr>
+        <w:t xml:space="preserve"> and </w:t>
+      </w:r>
+      <w:r>
+        <w:rPr>
+          <w:rFonts w:ascii="Courier New" w:hAnsi="Courier New"/>
+          <w:b/>
+          <w:color w:val="1F3A5F"/>
+          <w:sz w:val="24"/>
+        </w:rPr>
+        <w:t>TaskGroup</w:t>
+      </w:r>
+      <w:r>
+        <w:rPr>
+          <w:b/>
+          <w:color w:val="1F3A5F"/>
+          <w:sz w:val="24"/>
+        </w:rPr>
+        <w:t>?</w:t>
+      </w:r>
+      <w:r>
+        <w:rPr>
+          <w:color w:val="1F3A5F"/>
+          <w:sz w:val="24"/>
+        </w:rPr>
+      </w:r>
+    </w:p>
+    <w:p>
+      <w:r>
+        <w:rPr/>
+      </w:r>
+      <w:r>
+        <w:rPr>
+          <w:b/>
+        </w:rPr>
+        <w:t>Short answer:</w:t>
+      </w:r>
+      <w:r>
+        <w:rPr/>
+        <w:t xml:space="preserve"> Both run coroutines concurrently; </w:t>
+      </w:r>
+      <w:r>
+        <w:rPr>
+          <w:rFonts w:ascii="Courier New" w:hAnsi="Courier New"/>
+          <w:color w:val="B42318"/>
+          <w:sz w:val="20"/>
+        </w:rPr>
+        <w:t>TaskGroup</w:t>
+      </w:r>
+      <w:r>
+        <w:rPr/>
+        <w:t xml:space="preserve"> (Python 3.11+) cancels the remaining tasks if one fails and raises an </w:t>
+      </w:r>
+      <w:r>
+        <w:rPr>
+          <w:rFonts w:ascii="Courier New" w:hAnsi="Courier New"/>
+          <w:color w:val="B42318"/>
+          <w:sz w:val="20"/>
+        </w:rPr>
+        <w:t>ExceptionGroup</w:t>
+      </w:r>
+      <w:r>
+        <w:rPr/>
+        <w:t>, which is safer.</w:t>
+      </w:r>
+    </w:p>
+    <w:p>
+      <w:r>
+        <w:rPr/>
+      </w:r>
+      <w:r>
+        <w:rPr>
+          <w:b/>
+        </w:rPr>
+        <w:t>Explanation:</w:t>
+      </w:r>
+      <w:r>
+        <w:rPr/>
+        <w:t xml:space="preserve"> Add a semaphore to limit concurrency.</w:t>
+      </w:r>
+    </w:p>
+    <w:p>
+      <w:r>
+        <w:rPr/>
+      </w:r>
+      <w:r>
+        <w:rPr>
+          <w:b/>
+        </w:rPr>
+        <w:t>Example:</w:t>
+      </w:r>
+      <w:r>
+        <w:rPr/>
+      </w:r>
+    </w:p>
+    <w:tbl>
+      <w:tblPr>
+        <w:tblW w:type="auto" w:w="0"/>
+        <w:jc w:val="center"/>
+        <w:tblCellMar>
+          <w:top w:w="141" w:type="dxa"/>
+          <w:left w:w="141" w:type="dxa"/>
+          <w:bottom w:w="141" w:type="dxa"/>
+          <w:right w:w="141" w:type="dxa"/>
+        </w:tblCellMar>
+        <w:tblLook w:firstColumn="1" w:firstRow="1" w:lastColumn="0" w:lastRow="0" w:noHBand="0" w:noVBand="1" w:val="04A0"/>
+      </w:tblPr>
+      <w:tblGrid>
+        <w:gridCol w:w="9972"/>
+      </w:tblGrid>
+      <w:tr>
+        <w:tc>
+          <w:tcPr>
+            <w:tcW w:type="dxa" w:w="9972"/>
+            <w:shd w:val="clear" w:color="auto" w:fill="F3F4F6"/>
+          </w:tcPr>
+          <w:p>
+            <w:pPr>
+              <w:spacing w:after="0" w:line="240" w:lineRule="auto"/>
+            </w:pPr>
+            <w:r>
+              <w:rPr>
+                <w:rFonts w:ascii="Arial" w:hAnsi="Arial"/>
+                <w:b/>
+                <w:color w:val="6B7280"/>
+                <w:sz w:val="16"/>
+              </w:rPr>
+              <w:t>PYTHON</w:t>
+              <w:br/>
+            </w:r>
+            <w:r>
+              <w:rPr>
+                <w:rFonts w:ascii="Courier New" w:hAnsi="Courier New" w:eastAsia="Courier New"/>
+                <w:sz w:val="19"/>
+              </w:rPr>
+              <w:t>sem = asyncio.Semaphore(10)</w:t>
+              <w:br/>
+            </w:r>
+            <w:r>
+              <w:rPr>
+                <w:rFonts w:ascii="Courier New" w:hAnsi="Courier New" w:eastAsia="Courier New"/>
+                <w:sz w:val="19"/>
+              </w:rPr>
+              <w:t>async def limited(c):</w:t>
+              <w:br/>
+            </w:r>
+            <w:r>
+              <w:rPr>
+                <w:rFonts w:ascii="Courier New" w:hAnsi="Courier New" w:eastAsia="Courier New"/>
+                <w:sz w:val="19"/>
+              </w:rPr>
+              <w:t xml:space="preserve">    async with sem: return await score_chunk(c)</w:t>
+              <w:br/>
+            </w:r>
+            <w:r>
+              <w:rPr>
+                <w:rFonts w:ascii="Courier New" w:hAnsi="Courier New" w:eastAsia="Courier New"/>
+                <w:sz w:val="19"/>
+              </w:rPr>
+              <w:t>async with asyncio.TaskGroup() as tg:</w:t>
+              <w:br/>
+            </w:r>
+            <w:r>
+              <w:rPr>
+                <w:rFonts w:ascii="Courier New" w:hAnsi="Courier New" w:eastAsia="Courier New"/>
+                <w:sz w:val="19"/>
+              </w:rPr>
+              <w:t xml:space="preserve">    tasks = [tg.create_task(limited(c)) for c in chunks]</w:t>
+            </w:r>
+          </w:p>
+        </w:tc>
+      </w:tr>
+    </w:tbl>
+    <w:p>
+      <w:pPr>
+        <w:spacing w:after="40"/>
+      </w:pPr>
+    </w:p>
+    <w:p>
+      <w:r>
+        <w:rPr/>
+      </w:r>
+      <w:r>
+        <w:rPr>
+          <w:b/>
+        </w:rPr>
+        <w:t>Say it like this:</w:t>
+      </w:r>
+      <w:r>
+        <w:rPr/>
+        <w:t xml:space="preserve"> "TaskGroup gives structured concurrency, and a semaphore keeps us within the provider's rate limit."</w:t>
+      </w:r>
+    </w:p>
+    <w:p>
+      <w:pPr>
+        <w:pBdr>
+          <w:bottom w:val="single" w:sz="6" w:space="1" w:color="BFC7D5"/>
+        </w:pBdr>
+      </w:pPr>
+    </w:p>
+    <w:p>
+      <w:pPr>
+        <w:keepNext/>
+        <w:spacing w:before="200"/>
+      </w:pPr>
+      <w:r>
+        <w:rPr>
+          <w:color w:val="1F3A5F"/>
+          <w:sz w:val="24"/>
+        </w:rPr>
+      </w:r>
+      <w:r>
+        <w:rPr>
+          <w:b/>
+          <w:color w:val="1F3A5F"/>
+          <w:sz w:val="24"/>
+        </w:rPr>
+        <w:t>Q29. How do you call blocking code from async code?</w:t>
+      </w:r>
+      <w:r>
+        <w:rPr>
+          <w:color w:val="1F3A5F"/>
+          <w:sz w:val="24"/>
+        </w:rPr>
+      </w:r>
+    </w:p>
+    <w:p>
+      <w:r>
+        <w:rPr/>
+      </w:r>
+      <w:r>
+        <w:rPr>
+          <w:b/>
+        </w:rPr>
+        <w:t>Short answer:</w:t>
+      </w:r>
+      <w:r>
+        <w:rPr/>
+        <w:t xml:space="preserve"> </w:t>
+      </w:r>
+      <w:r>
+        <w:rPr>
+          <w:rFonts w:ascii="Courier New" w:hAnsi="Courier New"/>
+          <w:color w:val="B42318"/>
+          <w:sz w:val="20"/>
+        </w:rPr>
+        <w:t>await asyncio.to_thread(fn, ...)</w:t>
+      </w:r>
+      <w:r>
+        <w:rPr/>
+        <w:t xml:space="preserve"> or </w:t>
+      </w:r>
+      <w:r>
+        <w:rPr>
+          <w:rFonts w:ascii="Courier New" w:hAnsi="Courier New"/>
+          <w:color w:val="B42318"/>
+          <w:sz w:val="20"/>
+        </w:rPr>
+        <w:t>run_in_threadpool</w:t>
+      </w:r>
+      <w:r>
+        <w:rPr/>
+        <w:t>, so the event loop isn't blocked.</w:t>
+      </w:r>
+    </w:p>
+    <w:p>
+      <w:r>
+        <w:rPr/>
+      </w:r>
+      <w:r>
+        <w:rPr>
+          <w:b/>
+        </w:rPr>
+        <w:t>Explanation:</w:t>
+      </w:r>
+      <w:r>
+        <w:rPr/>
+        <w:t xml:space="preserve"> For CPU-heavy work, use a process pool or Celery.</w:t>
+      </w:r>
+    </w:p>
+    <w:p>
+      <w:r>
+        <w:rPr/>
+      </w:r>
+      <w:r>
+        <w:rPr>
+          <w:b/>
+        </w:rPr>
+        <w:t>Example:</w:t>
+      </w:r>
+      <w:r>
+        <w:rPr/>
+        <w:t xml:space="preserve"> </w:t>
+      </w:r>
+      <w:r>
+        <w:rPr>
+          <w:rFonts w:ascii="Courier New" w:hAnsi="Courier New"/>
+          <w:color w:val="B42318"/>
+          <w:sz w:val="20"/>
+        </w:rPr>
+        <w:t>await asyncio.to_thread(boto3_client.upload_file, path, bucket, key)</w:t>
+      </w:r>
+      <w:r>
+        <w:rPr/>
+        <w:t>.</w:t>
+      </w:r>
+    </w:p>
+    <w:p>
+      <w:r>
+        <w:rPr/>
+      </w:r>
+      <w:r>
+        <w:rPr>
+          <w:b/>
+        </w:rPr>
+        <w:t>Say it like this:</w:t>
+      </w:r>
+      <w:r>
+        <w:rPr/>
+        <w:t xml:space="preserve"> "Blocking calls go to a thread, CPU-heavy work goes to processes, and the event loop stays free."</w:t>
+      </w:r>
+    </w:p>
+    <w:p>
+      <w:pPr>
+        <w:pBdr>
+          <w:bottom w:val="single" w:sz="6" w:space="1" w:color="BFC7D5"/>
+        </w:pBdr>
+      </w:pPr>
+    </w:p>
+    <w:p>
+      <w:pPr>
+        <w:keepNext/>
+        <w:spacing w:before="200"/>
+      </w:pPr>
+      <w:r>
+        <w:rPr>
+          <w:color w:val="1F3A5F"/>
+          <w:sz w:val="24"/>
+        </w:rPr>
+      </w:r>
+      <w:r>
+        <w:rPr>
+          <w:b/>
+          <w:color w:val="1F3A5F"/>
+          <w:sz w:val="24"/>
+        </w:rPr>
+        <w:t>Q30. What is Celery Beat?</w:t>
+      </w:r>
+      <w:r>
+        <w:rPr>
+          <w:color w:val="1F3A5F"/>
+          <w:sz w:val="24"/>
+        </w:rPr>
+      </w:r>
+    </w:p>
+    <w:p>
+      <w:r>
+        <w:rPr/>
+      </w:r>
+      <w:r>
+        <w:rPr>
+          <w:b/>
+        </w:rPr>
+        <w:t>Short answer:</w:t>
+      </w:r>
+      <w:r>
+        <w:rPr/>
+        <w:t xml:space="preserve"> Celery's scheduler that sends periodic tasks to the queue on a schedule.</w:t>
+      </w:r>
+    </w:p>
+    <w:p>
+      <w:r>
+        <w:rPr/>
+      </w:r>
+      <w:r>
+        <w:rPr>
+          <w:b/>
+        </w:rPr>
+        <w:t>Explanation:</w:t>
+      </w:r>
+      <w:r>
+        <w:rPr/>
+        <w:t xml:space="preserve"> Run exactly one Beat instance (or use a distributed lock-based scheduler).</w:t>
+      </w:r>
+    </w:p>
+    <w:p>
+      <w:r>
+        <w:rPr/>
+      </w:r>
+      <w:r>
+        <w:rPr>
+          <w:b/>
+        </w:rPr>
+        <w:t>Example:</w:t>
+      </w:r>
+      <w:r>
+        <w:rPr/>
+        <w:t xml:space="preserve"> </w:t>
+      </w:r>
+      <w:r>
+        <w:rPr>
+          <w:rFonts w:ascii="Courier New" w:hAnsi="Courier New"/>
+          <w:color w:val="B42318"/>
+          <w:sz w:val="20"/>
+        </w:rPr>
+        <w:t>"nightly-aggregates": {"task": "reports.aggregate", "schedule": crontab(hour=2, minute=0)}</w:t>
+      </w:r>
+      <w:r>
+        <w:rPr/>
+        <w:t>.</w:t>
+      </w:r>
+    </w:p>
+    <w:p>
+      <w:r>
+        <w:rPr/>
+      </w:r>
+      <w:r>
+        <w:rPr>
+          <w:b/>
+        </w:rPr>
+        <w:t>Say it like this:</w:t>
+      </w:r>
+      <w:r>
+        <w:rPr/>
+        <w:t xml:space="preserve"> "Beat schedules, workers execute, and only one Beat runs so jobs aren't duplicated."</w:t>
+      </w:r>
+    </w:p>
+    <w:p>
+      <w:pPr>
+        <w:pBdr>
+          <w:bottom w:val="single" w:sz="6" w:space="1" w:color="BFC7D5"/>
+        </w:pBdr>
+      </w:pPr>
+    </w:p>
+    <w:p>
+      <w:pPr>
+        <w:pStyle w:val="Heading2"/>
+        <w:pBdr>
+          <w:bottom w:val="single" w:sz="6" w:space="1" w:color="BFC7D5"/>
+        </w:pBdr>
+      </w:pPr>
+      <w:r>
+        <w:rPr/>
+        <w:t>🔴 More Advanced</w:t>
+      </w:r>
+    </w:p>
+    <w:p>
+      <w:pPr>
+        <w:keepNext/>
+        <w:spacing w:before="200"/>
+      </w:pPr>
+      <w:r>
+        <w:rPr>
+          <w:color w:val="1F3A5F"/>
+          <w:sz w:val="24"/>
+        </w:rPr>
+      </w:r>
+      <w:r>
+        <w:rPr>
+          <w:b/>
+          <w:color w:val="1F3A5F"/>
+          <w:sz w:val="24"/>
+        </w:rPr>
+        <w:t>Q31. How do you structure a large FastAPI project?</w:t>
+      </w:r>
+      <w:r>
+        <w:rPr>
+          <w:color w:val="1F3A5F"/>
+          <w:sz w:val="24"/>
+        </w:rPr>
+      </w:r>
+    </w:p>
+    <w:p>
+      <w:r>
+        <w:rPr/>
+      </w:r>
+      <w:r>
+        <w:rPr>
+          <w:b/>
+        </w:rPr>
+        <w:t>Short answer:</w:t>
+      </w:r>
+      <w:r>
+        <w:rPr/>
+        <w:t xml:space="preserve"> Routers per feature, a service layer for business logic, repositories for data access, Pydantic schemas per feature, and dependencies for shared concerns.</w:t>
+      </w:r>
+    </w:p>
+    <w:p>
+      <w:r>
+        <w:rPr/>
+      </w:r>
+      <w:r>
+        <w:rPr>
+          <w:b/>
+        </w:rPr>
+        <w:t>Explanation:</w:t>
+      </w:r>
+      <w:r>
+        <w:rPr/>
+        <w:t xml:space="preserve"> Keep routes thin, like controllers.</w:t>
+      </w:r>
+    </w:p>
+    <w:p>
+      <w:r>
+        <w:rPr/>
+      </w:r>
+      <w:r>
+        <w:rPr>
+          <w:b/>
+        </w:rPr>
+        <w:t>Example:</w:t>
+      </w:r>
+      <w:r>
+        <w:rPr/>
+        <w:t xml:space="preserve"> </w:t>
+      </w:r>
+      <w:r>
+        <w:rPr>
+          <w:rFonts w:ascii="Courier New" w:hAnsi="Courier New"/>
+          <w:color w:val="B42318"/>
+          <w:sz w:val="20"/>
+        </w:rPr>
+        <w:t>app/features/scorecards/{router.py, service.py, repo.py, schemas.py}</w:t>
+      </w:r>
+      <w:r>
+        <w:rPr/>
+        <w:t>.</w:t>
+      </w:r>
+    </w:p>
+    <w:p>
+      <w:r>
+        <w:rPr/>
+      </w:r>
+      <w:r>
+        <w:rPr>
+          <w:b/>
+        </w:rPr>
+        <w:t>Say it like this:</w:t>
+      </w:r>
+      <w:r>
+        <w:rPr/>
+        <w:t xml:space="preserve"> "Feature folders with thin routers keep the logic testable and the codebase navigable."</w:t>
+      </w:r>
+    </w:p>
+    <w:p>
+      <w:pPr>
+        <w:pBdr>
+          <w:bottom w:val="single" w:sz="6" w:space="1" w:color="BFC7D5"/>
+        </w:pBdr>
+      </w:pPr>
+    </w:p>
+    <w:p>
+      <w:pPr>
+        <w:keepNext/>
+        <w:spacing w:before="200"/>
+      </w:pPr>
+      <w:r>
+        <w:rPr>
+          <w:color w:val="1F3A5F"/>
+          <w:sz w:val="24"/>
+        </w:rPr>
+      </w:r>
+      <w:r>
+        <w:rPr>
+          <w:b/>
+          <w:color w:val="1F3A5F"/>
+          <w:sz w:val="24"/>
+        </w:rPr>
+        <w:t>Q32. How do you make Celery tasks observable?</w:t>
+      </w:r>
+      <w:r>
+        <w:rPr>
+          <w:color w:val="1F3A5F"/>
+          <w:sz w:val="24"/>
+        </w:rPr>
+      </w:r>
+    </w:p>
+    <w:p>
+      <w:r>
+        <w:rPr/>
+      </w:r>
+      <w:r>
+        <w:rPr>
+          <w:b/>
+        </w:rPr>
+        <w:t>Short answer:</w:t>
+      </w:r>
+      <w:r>
+        <w:rPr/>
+        <w:t xml:space="preserve"> Structured logs with task ID and correlation ID, metrics (duration, success, retries) via signals or exporters, Flower for live inspection, and traces propagated through headers.</w:t>
+      </w:r>
+    </w:p>
+    <w:p>
+      <w:r>
+        <w:rPr/>
+      </w:r>
+      <w:r>
+        <w:rPr>
+          <w:b/>
+        </w:rPr>
+        <w:t>Explanation:</w:t>
+      </w:r>
+      <w:r>
+        <w:rPr/>
+        <w:t xml:space="preserve"> Alert on failure rate and queue age.</w:t>
+      </w:r>
+    </w:p>
+    <w:p>
+      <w:r>
+        <w:rPr/>
+      </w:r>
+      <w:r>
+        <w:rPr>
+          <w:b/>
+        </w:rPr>
+        <w:t>Example:</w:t>
+      </w:r>
+      <w:r>
+        <w:rPr/>
+        <w:t xml:space="preserve"> </w:t>
+      </w:r>
+      <w:r>
+        <w:rPr>
+          <w:rFonts w:ascii="Courier New" w:hAnsi="Courier New"/>
+          <w:color w:val="B42318"/>
+          <w:sz w:val="20"/>
+        </w:rPr>
+        <w:t>task_prerun</w:t>
+      </w:r>
+      <w:r>
+        <w:rPr/>
+        <w:t>/</w:t>
+      </w:r>
+      <w:r>
+        <w:rPr>
+          <w:rFonts w:ascii="Courier New" w:hAnsi="Courier New"/>
+          <w:color w:val="B42318"/>
+          <w:sz w:val="20"/>
+        </w:rPr>
+        <w:t>task_postrun</w:t>
+      </w:r>
+      <w:r>
+        <w:rPr/>
+        <w:t xml:space="preserve"> signals record durations to Prometheus.</w:t>
+      </w:r>
+    </w:p>
+    <w:p>
+      <w:r>
+        <w:rPr/>
+      </w:r>
+      <w:r>
+        <w:rPr>
+          <w:b/>
+        </w:rPr>
+        <w:t>Say it like this:</w:t>
+      </w:r>
+      <w:r>
+        <w:rPr/>
+        <w:t xml:space="preserve"> "Every task reports duration, outcome and retries, and carries the request's trace ID."</w:t>
+      </w:r>
+    </w:p>
+    <w:p>
+      <w:pPr>
+        <w:pBdr>
+          <w:bottom w:val="single" w:sz="6" w:space="1" w:color="BFC7D5"/>
+        </w:pBdr>
+      </w:pPr>
+    </w:p>
+    <w:p>
+      <w:pPr>
+        <w:keepNext/>
+        <w:spacing w:before="200"/>
+      </w:pPr>
+      <w:r>
+        <w:rPr>
+          <w:color w:val="1F3A5F"/>
+          <w:sz w:val="24"/>
+        </w:rPr>
+      </w:r>
+      <w:r>
+        <w:rPr>
+          <w:b/>
+          <w:color w:val="1F3A5F"/>
+          <w:sz w:val="24"/>
+        </w:rPr>
+        <w:t>Q33. How do you deploy FastAPI in production?</w:t>
+      </w:r>
+      <w:r>
+        <w:rPr>
+          <w:color w:val="1F3A5F"/>
+          <w:sz w:val="24"/>
+        </w:rPr>
+      </w:r>
+    </w:p>
+    <w:p>
+      <w:r>
+        <w:rPr/>
+      </w:r>
+      <w:r>
+        <w:rPr>
+          <w:b/>
+        </w:rPr>
+        <w:t>Short answer:</w:t>
+      </w:r>
+      <w:r>
+        <w:rPr/>
+        <w:t xml:space="preserve"> Uvicorn workers (or Gunicorn with Uvicorn workers) in a container behind a load balancer, with health checks, graceful shutdown, structured logs and tuned worker counts.</w:t>
+      </w:r>
+    </w:p>
+    <w:p>
+      <w:r>
+        <w:rPr/>
+      </w:r>
+      <w:r>
+        <w:rPr>
+          <w:b/>
+        </w:rPr>
+        <w:t>Explanation:</w:t>
+      </w:r>
+      <w:r>
+        <w:rPr/>
+        <w:t xml:space="preserve"> Don't use </w:t>
+      </w:r>
+      <w:r>
+        <w:rPr>
+          <w:rFonts w:ascii="Courier New" w:hAnsi="Courier New"/>
+          <w:color w:val="B42318"/>
+          <w:sz w:val="20"/>
+        </w:rPr>
+        <w:t>--reload</w:t>
+      </w:r>
+      <w:r>
+        <w:rPr/>
+        <w:t xml:space="preserve"> in production.</w:t>
+      </w:r>
+    </w:p>
+    <w:p>
+      <w:r>
+        <w:rPr/>
+      </w:r>
+      <w:r>
+        <w:rPr>
+          <w:b/>
+        </w:rPr>
+        <w:t>Example:</w:t>
+      </w:r>
+      <w:r>
+        <w:rPr/>
+        <w:t xml:space="preserve"> </w:t>
+      </w:r>
+      <w:r>
+        <w:rPr>
+          <w:rFonts w:ascii="Courier New" w:hAnsi="Courier New"/>
+          <w:color w:val="B42318"/>
+          <w:sz w:val="20"/>
+        </w:rPr>
+        <w:t>gunicorn app.main:app -k uvicorn.workers.UvicornWorker -w 4 --timeout 60</w:t>
+      </w:r>
+      <w:r>
+        <w:rPr/>
+        <w:t>.</w:t>
+      </w:r>
+    </w:p>
+    <w:p>
+      <w:r>
+        <w:rPr/>
+      </w:r>
+      <w:r>
+        <w:rPr>
+          <w:b/>
+        </w:rPr>
+        <w:t>Say it like this:</w:t>
+      </w:r>
+      <w:r>
+        <w:rPr/>
+        <w:t xml:space="preserve"> "Containers running a few Uvicorn workers each, scaled horizontally behind a load balancer."</w:t>
+      </w:r>
+    </w:p>
+    <w:p>
+      <w:pPr>
+        <w:pBdr>
+          <w:bottom w:val="single" w:sz="6" w:space="1" w:color="BFC7D5"/>
+        </w:pBdr>
+      </w:pPr>
+    </w:p>
+    <w:p>
+      <w:pPr>
+        <w:keepNext/>
+        <w:spacing w:before="200"/>
+      </w:pPr>
+      <w:r>
+        <w:rPr>
+          <w:color w:val="1F3A5F"/>
+          <w:sz w:val="24"/>
+        </w:rPr>
+      </w:r>
+      <w:r>
+        <w:rPr>
+          <w:b/>
+          <w:color w:val="1F3A5F"/>
+          <w:sz w:val="24"/>
+        </w:rPr>
+        <w:t>Q34. How do you protect a LangChain or LLM call path in Python?</w:t>
+      </w:r>
+      <w:r>
+        <w:rPr>
+          <w:color w:val="1F3A5F"/>
+          <w:sz w:val="24"/>
+        </w:rPr>
+      </w:r>
+    </w:p>
+    <w:p>
+      <w:r>
+        <w:rPr/>
+      </w:r>
+      <w:r>
+        <w:rPr>
+          <w:b/>
+        </w:rPr>
+        <w:t>Short answer:</w:t>
+      </w:r>
+      <w:r>
+        <w:rPr/>
+        <w:t xml:space="preserve"> Timeouts, retries with backoff for rate limits, structured output validated with Pydantic, token limits, prompt versioning, and logging without sensitive content.</w:t>
+      </w:r>
+    </w:p>
+    <w:p>
+      <w:r>
+        <w:rPr/>
+      </w:r>
+      <w:r>
+        <w:rPr>
+          <w:b/>
+        </w:rPr>
+        <w:t>Explanation:</w:t>
+      </w:r>
+      <w:r>
+        <w:rPr/>
+        <w:t xml:space="preserve"> Treat model output as untrusted input.</w:t>
+      </w:r>
+    </w:p>
+    <w:p>
+      <w:r>
+        <w:rPr/>
+      </w:r>
+      <w:r>
+        <w:rPr>
+          <w:b/>
+        </w:rPr>
+        <w:t>Example:</w:t>
+      </w:r>
+      <w:r>
+        <w:rPr/>
+        <w:t xml:space="preserve"> </w:t>
+      </w:r>
+      <w:r>
+        <w:rPr>
+          <w:rFonts w:ascii="Courier New" w:hAnsi="Courier New"/>
+          <w:color w:val="B42318"/>
+          <w:sz w:val="20"/>
+        </w:rPr>
+        <w:t>llm.with_structured_output(ChunkScore).with_retry(stop_after_attempt=3)</w:t>
+      </w:r>
+      <w:r>
+        <w:rPr/>
+        <w:t>.</w:t>
+      </w:r>
+    </w:p>
+    <w:p>
+      <w:r>
+        <w:rPr/>
+      </w:r>
+      <w:r>
+        <w:rPr>
+          <w:b/>
+        </w:rPr>
+        <w:t>Say it like this:</w:t>
+      </w:r>
+      <w:r>
+        <w:rPr/>
+        <w:t xml:space="preserve"> "The LLM is an unreliable external dependency, so it gets timeouts, retries and strict output validation."</w:t>
+      </w:r>
+    </w:p>
+    <w:p>
+      <w:pPr>
+        <w:pBdr>
+          <w:bottom w:val="single" w:sz="6" w:space="1" w:color="BFC7D5"/>
+        </w:pBdr>
+      </w:pPr>
+    </w:p>
+    <w:p>
+      <w:pPr>
+        <w:pStyle w:val="Heading2"/>
+        <w:pBdr>
+          <w:bottom w:val="single" w:sz="6" w:space="1" w:color="BFC7D5"/>
+        </w:pBdr>
+      </w:pPr>
+      <w:r>
+        <w:rPr/>
+        <w:t>🧩 More Scenarios</w:t>
+      </w:r>
+    </w:p>
+    <w:p>
+      <w:pPr>
+        <w:keepNext/>
+        <w:spacing w:before="200"/>
+      </w:pPr>
+      <w:r>
+        <w:rPr>
+          <w:color w:val="1F3A5F"/>
+          <w:sz w:val="24"/>
+        </w:rPr>
+      </w:r>
+      <w:r>
+        <w:rPr>
+          <w:b/>
+          <w:color w:val="1F3A5F"/>
+          <w:sz w:val="24"/>
+        </w:rPr>
+        <w:t>Q35. Celery workers use more and more memory over time. What do you do?</w:t>
+      </w:r>
+      <w:r>
+        <w:rPr>
+          <w:color w:val="1F3A5F"/>
+          <w:sz w:val="24"/>
+        </w:rPr>
+      </w:r>
+    </w:p>
+    <w:p>
+      <w:r>
+        <w:rPr/>
+      </w:r>
+      <w:r>
+        <w:rPr>
+          <w:b/>
+        </w:rPr>
+        <w:t>Short answer:</w:t>
+      </w:r>
+      <w:r>
+        <w:rPr/>
+        <w:t xml:space="preserve"> Set </w:t>
+      </w:r>
+      <w:r>
+        <w:rPr>
+          <w:rFonts w:ascii="Courier New" w:hAnsi="Courier New"/>
+          <w:color w:val="B42318"/>
+          <w:sz w:val="20"/>
+        </w:rPr>
+        <w:t>worker_max_tasks_per_child</w:t>
+      </w:r>
+      <w:r>
+        <w:rPr/>
+        <w:t xml:space="preserve"> to recycle processes, find the leak with memory profiling, and avoid global caches in tasks.</w:t>
+      </w:r>
+    </w:p>
+    <w:p>
+      <w:r>
+        <w:rPr/>
+      </w:r>
+      <w:r>
+        <w:rPr>
+          <w:b/>
+        </w:rPr>
+        <w:t>Explanation:</w:t>
+      </w:r>
+      <w:r>
+        <w:rPr/>
+        <w:t xml:space="preserve"> Recycling is a safety net, not a fix.</w:t>
+      </w:r>
+    </w:p>
+    <w:p>
+      <w:r>
+        <w:rPr/>
+      </w:r>
+      <w:r>
+        <w:rPr>
+          <w:b/>
+        </w:rPr>
+        <w:t>Example:</w:t>
+      </w:r>
+      <w:r>
+        <w:rPr/>
+        <w:t xml:space="preserve"> Loading a large model per task without releasing it; moved to a module-level singleton.</w:t>
+      </w:r>
+    </w:p>
+    <w:p>
+      <w:r>
+        <w:rPr/>
+      </w:r>
+      <w:r>
+        <w:rPr>
+          <w:b/>
+        </w:rPr>
+        <w:t>Say it like this:</w:t>
+      </w:r>
+      <w:r>
+        <w:rPr/>
+        <w:t xml:space="preserve"> "Recycle workers to stay stable, then profile to find what's holding memory."</w:t>
+      </w:r>
+    </w:p>
+    <w:p>
+      <w:pPr>
+        <w:pBdr>
+          <w:bottom w:val="single" w:sz="6" w:space="1" w:color="BFC7D5"/>
+        </w:pBdr>
+      </w:pPr>
+    </w:p>
+    <w:p>
+      <w:pPr>
+        <w:keepNext/>
+        <w:spacing w:before="200"/>
+      </w:pPr>
+      <w:r>
+        <w:rPr>
+          <w:color w:val="1F3A5F"/>
+          <w:sz w:val="24"/>
+        </w:rPr>
+      </w:r>
+      <w:r>
+        <w:rPr>
+          <w:b/>
+          <w:color w:val="1F3A5F"/>
+          <w:sz w:val="24"/>
+        </w:rPr>
+        <w:t>Q36. An endpoint is slow only under concurrent load. What could it be in FastAPI?</w:t>
+      </w:r>
+      <w:r>
+        <w:rPr>
+          <w:color w:val="1F3A5F"/>
+          <w:sz w:val="24"/>
+        </w:rPr>
+      </w:r>
+    </w:p>
+    <w:p>
+      <w:r>
+        <w:rPr/>
+      </w:r>
+      <w:r>
+        <w:rPr>
+          <w:b/>
+        </w:rPr>
+        <w:t>Short answer:</w:t>
+      </w:r>
+      <w:r>
+        <w:rPr/>
+        <w:t xml:space="preserve"> Sync code in async endpoints, a small database pool, thread pool exhaustion for sync endpoints, or lock contention.</w:t>
+      </w:r>
+    </w:p>
+    <w:p>
+      <w:r>
+        <w:rPr/>
+      </w:r>
+      <w:r>
+        <w:rPr>
+          <w:b/>
+        </w:rPr>
+        <w:t>Explanation:</w:t>
+      </w:r>
+      <w:r>
+        <w:rPr/>
+        <w:t xml:space="preserve"> Check pool wait times and event loop lag.</w:t>
+      </w:r>
+    </w:p>
+    <w:p>
+      <w:r>
+        <w:rPr/>
+      </w:r>
+      <w:r>
+        <w:rPr>
+          <w:b/>
+        </w:rPr>
+        <w:t>Example:</w:t>
+      </w:r>
+      <w:r>
+        <w:rPr/>
+        <w:t xml:space="preserve"> Database pool of 5 with 50 concurrent requests → most requests waited for a connection.</w:t>
+      </w:r>
+    </w:p>
+    <w:p>
+      <w:r>
+        <w:rPr/>
+      </w:r>
+      <w:r>
+        <w:rPr>
+          <w:b/>
+        </w:rPr>
+        <w:t>Say it like this:</w:t>
+      </w:r>
+      <w:r>
+        <w:rPr/>
+        <w:t xml:space="preserve"> "Slow only under load means something is shared and saturated: the loop, the pool, or a lock."</w:t>
+      </w:r>
+    </w:p>
+    <w:p>
+      <w:pPr>
+        <w:pBdr>
+          <w:bottom w:val="single" w:sz="6" w:space="1" w:color="BFC7D5"/>
+        </w:pBdr>
+      </w:pPr>
+    </w:p>
+    <w:p>
+      <w:pPr>
+        <w:pStyle w:val="Heading2"/>
+        <w:pBdr>
+          <w:bottom w:val="single" w:sz="6" w:space="1" w:color="BFC7D5"/>
+        </w:pBdr>
+      </w:pPr>
+      <w:r>
+        <w:rPr/>
+        <w:t>🎯 From Your Resume</w:t>
+      </w:r>
+    </w:p>
+    <w:p>
+      <w:pPr>
+        <w:keepNext/>
+        <w:spacing w:before="200"/>
+      </w:pPr>
+      <w:r>
+        <w:rPr>
+          <w:color w:val="1F3A5F"/>
+          <w:sz w:val="24"/>
+        </w:rPr>
+      </w:r>
+      <w:r>
+        <w:rPr>
+          <w:b/>
+          <w:color w:val="1F3A5F"/>
+          <w:sz w:val="24"/>
+        </w:rPr>
+        <w:t>Q37. "What did you change in the FastAPI backend during the security audit?"</w:t>
+      </w:r>
+      <w:r>
+        <w:rPr>
+          <w:color w:val="1F3A5F"/>
+          <w:sz w:val="24"/>
+        </w:rPr>
+      </w:r>
+    </w:p>
+    <w:p>
+      <w:r>
+        <w:rPr/>
+      </w:r>
+      <w:r>
+        <w:rPr>
+          <w:b/>
+        </w:rPr>
+        <w:t>Short answer:</w:t>
+      </w:r>
+      <w:r>
+        <w:rPr/>
+        <w:t xml:space="preserve"> Permission dependencies on every route, tenant-scoped queries, token verification fixes, separate input and output models to stop data leaks, and PHI scrubbing in logs and Sentry.</w:t>
+      </w:r>
+    </w:p>
+    <w:p>
+      <w:r>
+        <w:rPr/>
+      </w:r>
+      <w:r>
+        <w:rPr>
+          <w:b/>
+        </w:rPr>
+        <w:t>Explanation:</w:t>
+      </w:r>
+      <w:r>
+        <w:rPr/>
+        <w:t xml:space="preserve"> Mention the regression tests: the role × endpoint matrix.</w:t>
+      </w:r>
+    </w:p>
+    <w:p>
+      <w:r>
+        <w:rPr/>
+      </w:r>
+      <w:r>
+        <w:rPr>
+          <w:b/>
+        </w:rPr>
+        <w:t>Example:</w:t>
+      </w:r>
+      <w:r>
+        <w:rPr/>
+        <w:t xml:space="preserve"> </w:t>
+      </w:r>
+      <w:r>
+        <w:rPr>
+          <w:rFonts w:ascii="Courier New" w:hAnsi="Courier New"/>
+          <w:color w:val="B42318"/>
+          <w:sz w:val="20"/>
+        </w:rPr>
+        <w:t>Depends(require("sessions:read"))</w:t>
+      </w:r>
+      <w:r>
+        <w:rPr/>
+        <w:t xml:space="preserve"> added to all routes; a CI check that fails if a router has a route without a permission dependency.</w:t>
+      </w:r>
+    </w:p>
+    <w:p>
+      <w:r>
+        <w:rPr/>
+      </w:r>
+      <w:r>
+        <w:rPr>
+          <w:b/>
+        </w:rPr>
+        <w:t>Say it like this:</w:t>
+      </w:r>
+      <w:r>
+        <w:rPr/>
+        <w:t xml:space="preserve"> "We made permissions impossible to forget: every route declares one, a CI check enforces it, and every query is scoped to the tenant."</w:t>
+      </w:r>
+    </w:p>
+    <w:p>
+      <w:pPr>
+        <w:pBdr>
+          <w:bottom w:val="single" w:sz="6" w:space="1" w:color="BFC7D5"/>
+        </w:pBdr>
+      </w:pPr>
+    </w:p>
+    <w:p>
+      <w:pPr>
+        <w:keepNext/>
+        <w:spacing w:before="200"/>
+      </w:pPr>
+      <w:r>
+        <w:rPr>
+          <w:color w:val="1F3A5F"/>
+          <w:sz w:val="24"/>
+        </w:rPr>
+      </w:r>
+      <w:r>
+        <w:rPr>
+          <w:b/>
+          <w:color w:val="1F3A5F"/>
+          <w:sz w:val="24"/>
+        </w:rPr>
+        <w:t>Q38. "How does LangChain fit into your Celery pipeline?"</w:t>
       </w:r>
       <w:r>
         <w:rPr>
